--- a/handouts/Network_ATC_Design.docx
+++ b/handouts/Network_ATC_Design.docx
@@ -6245,9 +6245,9 @@
 <file path=word/numbering.xml><?xml version="1.0" encoding="utf-8"?>
 <w:numbering xmlns:wpc="http://schemas.microsoft.com/office/word/2010/wordprocessingCanvas" xmlns:cx="http://schemas.microsoft.com/office/drawing/2014/chartex" xmlns:cx1="http://schemas.microsoft.com/office/drawing/2015/9/8/chartex" xmlns:cx2="http://schemas.microsoft.com/office/drawing/2015/10/21/chartex" xmlns:cx3="http://schemas.microsoft.com/office/drawing/2016/5/9/chartex" xmlns:cx4="http://schemas.microsoft.com/office/drawing/2016/5/10/chartex" xmlns:cx5="http://schemas.microsoft.com/office/drawing/2016/5/11/chartex" xmlns:cx6="http://schemas.microsoft.com/office/drawing/2016/5/12/chartex" xmlns:cx7="http://schemas.microsoft.com/office/drawing/2016/5/13/chartex" xmlns:cx8="http://schemas.microsoft.com/office/drawing/2016/5/14/chartex" xmlns:mc="http://schemas.openxmlformats.org/markup-compatibility/2006" xmlns:aink="http://schemas.microsoft.com/office/drawing/2016/ink" xmlns:am3d="http://schemas.microsoft.com/office/drawing/2017/model3d" xmlns:o="urn:schemas-microsoft-com:office:office" xmlns:oel="http://schemas.microsoft.com/office/2019/extlst" xmlns:r="http://schemas.openxmlformats.org/officeDocument/2006/relationships" xmlns:m="http://schemas.openxmlformats.org/officeDocument/2006/math" xmlns:v="urn:schemas-microsoft-com:vml" xmlns:wp14="http://schemas.microsoft.com/office/word/2010/wordprocessingDrawing" xmlns:wp="http://schemas.openxmlformats.org/drawingml/2006/wordprocessingDrawing" xmlns:w10="urn:schemas-microsoft-com:office:word" xmlns:w="http://schemas.openxmlformats.org/wordprocessingml/2006/main" xmlns:w14="http://schemas.microsoft.com/office/word/2010/wordml" xmlns:w15="http://schemas.microsoft.com/office/word/2012/wordml" xmlns:w16cex="http://schemas.microsoft.com/office/word/2018/wordml/cex" xmlns:w16cid="http://schemas.microsoft.com/office/word/2016/wordml/cid" xmlns:w16="http://schemas.microsoft.com/office/word/2018/wordml" xmlns:w16du="http://schemas.microsoft.com/office/word/2023/wordml/word16du" xmlns:w16sdtdh="http://schemas.microsoft.com/office/word/2020/wordml/sdtdatahash" xmlns:w16sdtfl="http://schemas.microsoft.com/office/word/2024/wordml/sdtformatlock" xmlns:w16se="http://schemas.microsoft.com/office/word/2015/wordml/symex" xmlns:wpg="http://schemas.microsoft.com/office/word/2010/wordprocessingGroup" xmlns:wpi="http://schemas.microsoft.com/office/word/2010/wordprocessingInk" xmlns:wne="http://schemas.microsoft.com/office/word/2006/wordml" xmlns:wps="http://schemas.microsoft.com/office/word/2010/wordprocessingShape" mc:Ignorable="w14 w15 w16se w16cid w16 w16cex w16sdtdh w16sdtfl w16du wp14">
   <w:abstractNum w:abstractNumId="0" w15:restartNumberingAfterBreak="0">
-    <w:nsid w:val="0C623743"/>
+    <w:nsid w:val="08E13F32"/>
     <w:multiLevelType w:val="multilevel"/>
-    <w:tmpl w:val="7C60E56C"/>
+    <w:tmpl w:val="3716D5BE"/>
     <w:lvl w:ilvl="0">
       <w:start w:val="1"/>
       <w:numFmt w:val="bullet"/>
@@ -6394,9 +6394,9 @@
     </w:lvl>
   </w:abstractNum>
   <w:abstractNum w:abstractNumId="1" w15:restartNumberingAfterBreak="0">
-    <w:nsid w:val="181D4B9C"/>
+    <w:nsid w:val="1C145295"/>
     <w:multiLevelType w:val="multilevel"/>
-    <w:tmpl w:val="BB702D5C"/>
+    <w:tmpl w:val="E52424D2"/>
     <w:lvl w:ilvl="0">
       <w:start w:val="1"/>
       <w:numFmt w:val="bullet"/>
@@ -6543,9 +6543,9 @@
     </w:lvl>
   </w:abstractNum>
   <w:abstractNum w:abstractNumId="2" w15:restartNumberingAfterBreak="0">
-    <w:nsid w:val="39C74837"/>
+    <w:nsid w:val="2F30129C"/>
     <w:multiLevelType w:val="multilevel"/>
-    <w:tmpl w:val="5464EEE6"/>
+    <w:tmpl w:val="28243F4E"/>
     <w:lvl w:ilvl="0">
       <w:start w:val="1"/>
       <w:numFmt w:val="bullet"/>
@@ -6692,9 +6692,9 @@
     </w:lvl>
   </w:abstractNum>
   <w:abstractNum w:abstractNumId="3" w15:restartNumberingAfterBreak="0">
-    <w:nsid w:val="508B3D56"/>
+    <w:nsid w:val="40B76274"/>
     <w:multiLevelType w:val="multilevel"/>
-    <w:tmpl w:val="885252EA"/>
+    <w:tmpl w:val="B3DC8F32"/>
     <w:lvl w:ilvl="0">
       <w:start w:val="1"/>
       <w:numFmt w:val="bullet"/>
@@ -6841,9 +6841,9 @@
     </w:lvl>
   </w:abstractNum>
   <w:abstractNum w:abstractNumId="4" w15:restartNumberingAfterBreak="0">
-    <w:nsid w:val="5C027B10"/>
+    <w:nsid w:val="424B766B"/>
     <w:multiLevelType w:val="multilevel"/>
-    <w:tmpl w:val="BDE6CC5E"/>
+    <w:tmpl w:val="7B4A53FC"/>
     <w:lvl w:ilvl="0">
       <w:start w:val="1"/>
       <w:numFmt w:val="bullet"/>
@@ -6990,9 +6990,9 @@
     </w:lvl>
   </w:abstractNum>
   <w:abstractNum w:abstractNumId="5" w15:restartNumberingAfterBreak="0">
-    <w:nsid w:val="6BD22CA2"/>
+    <w:nsid w:val="47513FC3"/>
     <w:multiLevelType w:val="multilevel"/>
-    <w:tmpl w:val="E7B6E1C0"/>
+    <w:tmpl w:val="A98CD80A"/>
     <w:lvl w:ilvl="0">
       <w:start w:val="1"/>
       <w:numFmt w:val="bullet"/>
@@ -7139,9 +7139,9 @@
     </w:lvl>
   </w:abstractNum>
   <w:abstractNum w:abstractNumId="6" w15:restartNumberingAfterBreak="0">
-    <w:nsid w:val="751D1F53"/>
+    <w:nsid w:val="4BD20497"/>
     <w:multiLevelType w:val="multilevel"/>
-    <w:tmpl w:val="C518C614"/>
+    <w:tmpl w:val="A06E2E8A"/>
     <w:lvl w:ilvl="0">
       <w:start w:val="1"/>
       <w:numFmt w:val="bullet"/>
@@ -7288,9 +7288,9 @@
     </w:lvl>
   </w:abstractNum>
   <w:abstractNum w:abstractNumId="7" w15:restartNumberingAfterBreak="0">
-    <w:nsid w:val="79D24615"/>
+    <w:nsid w:val="660E015E"/>
     <w:multiLevelType w:val="multilevel"/>
-    <w:tmpl w:val="A41A1462"/>
+    <w:tmpl w:val="5A086ACE"/>
     <w:lvl w:ilvl="0">
       <w:start w:val="1"/>
       <w:numFmt w:val="bullet"/>
@@ -7437,9 +7437,9 @@
     </w:lvl>
   </w:abstractNum>
   <w:abstractNum w:abstractNumId="8" w15:restartNumberingAfterBreak="0">
-    <w:nsid w:val="7D962FCE"/>
+    <w:nsid w:val="67AF760A"/>
     <w:multiLevelType w:val="multilevel"/>
-    <w:tmpl w:val="3A58C326"/>
+    <w:tmpl w:val="78362622"/>
     <w:lvl w:ilvl="0">
       <w:start w:val="1"/>
       <w:numFmt w:val="bullet"/>
@@ -7586,9 +7586,9 @@
     </w:lvl>
   </w:abstractNum>
   <w:abstractNum w:abstractNumId="9" w15:restartNumberingAfterBreak="0">
-    <w:nsid w:val="7E7C378E"/>
+    <w:nsid w:val="7E085516"/>
     <w:multiLevelType w:val="multilevel"/>
-    <w:tmpl w:val="FA0C26B6"/>
+    <w:tmpl w:val="FAA2D116"/>
     <w:lvl w:ilvl="0">
       <w:start w:val="1"/>
       <w:numFmt w:val="bullet"/>
@@ -7734,35 +7734,35 @@
       </w:rPr>
     </w:lvl>
   </w:abstractNum>
-  <w:num w:numId="1" w16cid:durableId="1195460374">
+  <w:num w:numId="1" w16cid:durableId="1437209915">
+    <w:abstractNumId w:val="5"/>
+  </w:num>
+  <w:num w:numId="2" w16cid:durableId="2062173083">
+    <w:abstractNumId w:val="1"/>
+  </w:num>
+  <w:num w:numId="3" w16cid:durableId="30696020">
+    <w:abstractNumId w:val="3"/>
+  </w:num>
+  <w:num w:numId="4" w16cid:durableId="1614896930">
     <w:abstractNumId w:val="9"/>
   </w:num>
-  <w:num w:numId="2" w16cid:durableId="1722368064">
-    <w:abstractNumId w:val="4"/>
+  <w:num w:numId="5" w16cid:durableId="872500968">
+    <w:abstractNumId w:val="8"/>
   </w:num>
-  <w:num w:numId="3" w16cid:durableId="1460537650">
-    <w:abstractNumId w:val="1"/>
+  <w:num w:numId="6" w16cid:durableId="1630167366">
+    <w:abstractNumId w:val="7"/>
   </w:num>
-  <w:num w:numId="4" w16cid:durableId="1312713217">
+  <w:num w:numId="7" w16cid:durableId="1744378745">
     <w:abstractNumId w:val="6"/>
   </w:num>
-  <w:num w:numId="5" w16cid:durableId="965620004">
-    <w:abstractNumId w:val="7"/>
-  </w:num>
-  <w:num w:numId="6" w16cid:durableId="579755854">
-    <w:abstractNumId w:val="8"/>
-  </w:num>
-  <w:num w:numId="7" w16cid:durableId="1540390273">
+  <w:num w:numId="8" w16cid:durableId="2027171022">
     <w:abstractNumId w:val="2"/>
   </w:num>
-  <w:num w:numId="8" w16cid:durableId="11884127">
+  <w:num w:numId="9" w16cid:durableId="866479013">
     <w:abstractNumId w:val="0"/>
   </w:num>
-  <w:num w:numId="9" w16cid:durableId="851337662">
-    <w:abstractNumId w:val="3"/>
-  </w:num>
-  <w:num w:numId="10" w16cid:durableId="215750452">
-    <w:abstractNumId w:val="5"/>
+  <w:num w:numId="10" w16cid:durableId="927931547">
+    <w:abstractNumId w:val="4"/>
   </w:num>
 </w:numbering>
 </file>
